--- a/Individual project/LO-05/Professional Standard/Research_Document_TrustPartner.docx
+++ b/Individual project/LO-05/Professional Standard/Research_Document_TrustPartner.docx
@@ -79,6 +79,7 @@
       </w:pPr>
       <w:bookmarkStart w:id="0" w:name="Projectnaam"/>
       <w:bookmarkStart w:id="1" w:name="_Toc327581041"/>
+      <w:proofErr w:type="spellStart"/>
       <w:r>
         <w:rPr>
           <w:rFonts w:ascii="Arial" w:hAnsi="Arial"/>
@@ -119,7 +120,22 @@
           <w:lang w:val="en-GB"/>
           <w14:ligatures w14:val="none"/>
         </w:rPr>
-        <w:t xml:space="preserve">Partner </w:t>
+        <w:t>Partner</w:t>
+      </w:r>
+      <w:proofErr w:type="spellEnd"/>
+      <w:r>
+        <w:rPr>
+          <w:rFonts w:ascii="Arial" w:hAnsi="Arial"/>
+          <w:b/>
+          <w:i/>
+          <w:color w:val="auto"/>
+          <w:kern w:val="0"/>
+          <w:sz w:val="52"/>
+          <w:szCs w:val="20"/>
+          <w:lang w:val="en-GB"/>
+          <w14:ligatures w14:val="none"/>
+        </w:rPr>
+        <w:t xml:space="preserve"> </w:t>
       </w:r>
       <w:bookmarkEnd w:id="0"/>
     </w:p>
@@ -370,7 +386,7 @@
           <w:lang w:val="en-GB"/>
           <w14:ligatures w14:val="none"/>
         </w:rPr>
-        <w:t>2026-04-16</w:t>
+        <w:t>2026-04-17</w:t>
       </w:r>
       <w:r>
         <w:rPr>
@@ -433,14 +449,51 @@
       </w:r>
     </w:p>
     <w:p>
-      <w:r>
-        <w:t xml:space="preserve">TrustPartner is Car-As-A-Service rental platform (CaaS) trying to bridge the gap between demand and </w:t>
+      <w:proofErr w:type="spellStart"/>
+      <w:r>
+        <w:t>TrustPartner</w:t>
+      </w:r>
+      <w:proofErr w:type="spellEnd"/>
+      <w:r>
+        <w:t xml:space="preserve"> is Car-As-A-Service rental platform (CaaS) trying to bridge the gap between demand and </w:t>
       </w:r>
       <w:r>
         <w:t>cars supply</w:t>
       </w:r>
       <w:r>
         <w:t xml:space="preserve">. </w:t>
+      </w:r>
+      <w:proofErr w:type="gramStart"/>
+      <w:r>
+        <w:t>In order to</w:t>
+      </w:r>
+      <w:proofErr w:type="gramEnd"/>
+      <w:r>
+        <w:t xml:space="preserve"> meet all the project’s </w:t>
+      </w:r>
+      <w:proofErr w:type="gramStart"/>
+      <w:r>
+        <w:t>requirement</w:t>
+      </w:r>
+      <w:proofErr w:type="gramEnd"/>
+      <w:r>
+        <w:t xml:space="preserve">, </w:t>
+      </w:r>
+      <w:proofErr w:type="gramStart"/>
+      <w:r>
+        <w:t>a research</w:t>
+      </w:r>
+      <w:proofErr w:type="gramEnd"/>
+      <w:r>
+        <w:t xml:space="preserve"> </w:t>
+      </w:r>
+      <w:proofErr w:type="gramStart"/>
+      <w:r>
+        <w:t>has to</w:t>
+      </w:r>
+      <w:proofErr w:type="gramEnd"/>
+      <w:r>
+        <w:t xml:space="preserve"> be conducted, exploring possible solutions, including technologies, scope, database, hosting etc. which is the purpose of this document.</w:t>
       </w:r>
     </w:p>
     <w:p>
@@ -483,8 +536,13 @@
         <w:t>Car-as-a-service (CaaS) platform using industry standard approach</w:t>
       </w:r>
       <w:r>
-        <w:t xml:space="preserve"> for TrustPartner</w:t>
-      </w:r>
+        <w:t xml:space="preserve"> for </w:t>
+      </w:r>
+      <w:proofErr w:type="spellStart"/>
+      <w:r>
+        <w:t>TrustPartner</w:t>
+      </w:r>
+      <w:proofErr w:type="spellEnd"/>
       <w:r>
         <w:t xml:space="preserve">. </w:t>
       </w:r>
@@ -515,7 +573,15 @@
         <w:t>Build</w:t>
       </w:r>
       <w:r>
-        <w:t xml:space="preserve"> a scalable and maintainable IT solution for TrustPartner, supporting </w:t>
+        <w:t xml:space="preserve"> a scalable and maintainable IT solution for </w:t>
+      </w:r>
+      <w:proofErr w:type="spellStart"/>
+      <w:r>
+        <w:t>TrustPartner</w:t>
+      </w:r>
+      <w:proofErr w:type="spellEnd"/>
+      <w:r>
+        <w:t xml:space="preserve">, supporting </w:t>
       </w:r>
       <w:r>
         <w:t>simultaneal</w:t>
@@ -675,7 +741,7 @@
           <w:b/>
           <w:color w:val="auto"/>
         </w:rPr>
-        <w:t>Renting service</w:t>
+        <w:t>Renting</w:t>
       </w:r>
     </w:p>
     <w:p>
@@ -702,7 +768,26 @@
           <w:sz w:val="24"/>
           <w:szCs w:val="24"/>
         </w:rPr>
-        <w:t>How could a renting service be integrated into a car rental service</w:t>
+        <w:t>How could a renting be</w:t>
+      </w:r>
+      <w:r>
+        <w:rPr>
+          <w:rFonts w:ascii="Times New Roman" w:hAnsi="Times New Roman"/>
+          <w:sz w:val="24"/>
+          <w:szCs w:val="24"/>
+        </w:rPr>
+        <w:t xml:space="preserve"> implemented</w:t>
+      </w:r>
+      <w:r>
+        <w:rPr>
+          <w:rFonts w:ascii="Times New Roman" w:hAnsi="Times New Roman"/>
+          <w:sz w:val="24"/>
+          <w:szCs w:val="24"/>
+        </w:rPr>
+        <w:t xml:space="preserve"> in </w:t>
+      </w:r>
+      <w:r>
+        <w:t>CaaS</w:t>
       </w:r>
       <w:r>
         <w:rPr>
@@ -907,7 +992,15 @@
         </w:rPr>
       </w:pPr>
       <w:r>
-        <w:t>This section gives an overview of the DOT framework application for this project, presenting the used domain, methods and reason why this method/s are used per sub-research question.</w:t>
+        <w:t xml:space="preserve">This section gives an overview of the DOT framework application for this project, presenting the </w:t>
+      </w:r>
+      <w:proofErr w:type="gramStart"/>
+      <w:r>
+        <w:t>used domain</w:t>
+      </w:r>
+      <w:proofErr w:type="gramEnd"/>
+      <w:r>
+        <w:t>, methods and reason why this method/s are used per sub-research question.</w:t>
       </w:r>
       <w:r>
         <w:t xml:space="preserve"> The following DOT frameworks patterns were applied: </w:t>
@@ -917,7 +1010,23 @@
           <w:i/>
           <w:iCs/>
         </w:rPr>
-        <w:t>Clarify focus and scope, Solidify, Validate, Choosing fitting technology &amp; Realise as an expert.</w:t>
+        <w:t xml:space="preserve">Clarify focus and scope, Solidify, Validate, Choosing fitting technology &amp; </w:t>
+      </w:r>
+      <w:proofErr w:type="spellStart"/>
+      <w:r>
+        <w:rPr>
+          <w:i/>
+          <w:iCs/>
+        </w:rPr>
+        <w:t>Realise</w:t>
+      </w:r>
+      <w:proofErr w:type="spellEnd"/>
+      <w:r>
+        <w:rPr>
+          <w:i/>
+          <w:iCs/>
+        </w:rPr>
+        <w:t xml:space="preserve"> as an expert.</w:t>
       </w:r>
     </w:p>
     <w:p>
@@ -966,6 +1075,7 @@
         <w:ind w:left="225" w:firstLine="0"/>
       </w:pPr>
       <w:r>
+        <w:lastRenderedPageBreak/>
         <w:br w:type="page"/>
       </w:r>
     </w:p>
@@ -1026,6 +1136,7 @@
                 <w:bCs/>
               </w:rPr>
             </w:pPr>
+            <w:proofErr w:type="spellStart"/>
             <w:r>
               <w:rPr>
                 <w:b/>
@@ -1033,6 +1144,7 @@
               </w:rPr>
               <w:t>Subquestion</w:t>
             </w:r>
+            <w:proofErr w:type="spellEnd"/>
           </w:p>
         </w:tc>
         <w:tc>
@@ -1368,8 +1480,13 @@
               <w:spacing w:after="0" w:line="259" w:lineRule="auto"/>
               <w:ind w:left="4" w:firstLine="0"/>
             </w:pPr>
+            <w:proofErr w:type="gramStart"/>
             <w:r>
-              <w:t>Finding about g</w:t>
+              <w:t>Finding about</w:t>
+            </w:r>
+            <w:proofErr w:type="gramEnd"/>
+            <w:r>
+              <w:t xml:space="preserve"> g</w:t>
             </w:r>
             <w:r>
               <w:t>ood and bad practices</w:t>
@@ -1476,7 +1593,15 @@
               <w:ind w:left="4" w:firstLine="0"/>
             </w:pPr>
             <w:r>
-              <w:t>Collecting feedbacks from users</w:t>
+              <w:t xml:space="preserve">Collecting </w:t>
+            </w:r>
+            <w:proofErr w:type="gramStart"/>
+            <w:r>
+              <w:t>feedbacks</w:t>
+            </w:r>
+            <w:proofErr w:type="gramEnd"/>
+            <w:r>
+              <w:t xml:space="preserve"> from users</w:t>
             </w:r>
             <w:r>
               <w:t>, demonstration of the feature.</w:t>
@@ -1582,14 +1707,27 @@
       <w:r>
         <w:t xml:space="preserve">Table </w:t>
       </w:r>
-      <w:fldSimple w:instr=" SEQ Table \* ARABIC ">
-        <w:r>
-          <w:rPr>
-            <w:noProof/>
-          </w:rPr>
-          <w:t>1</w:t>
-        </w:r>
-      </w:fldSimple>
+      <w:r>
+        <w:fldChar w:fldCharType="begin"/>
+      </w:r>
+      <w:r>
+        <w:instrText xml:space="preserve"> SEQ Table \* ARABIC </w:instrText>
+      </w:r>
+      <w:r>
+        <w:fldChar w:fldCharType="separate"/>
+      </w:r>
+      <w:r>
+        <w:rPr>
+          <w:noProof/>
+        </w:rPr>
+        <w:t>1</w:t>
+      </w:r>
+      <w:r>
+        <w:rPr>
+          <w:noProof/>
+        </w:rPr>
+        <w:fldChar w:fldCharType="end"/>
+      </w:r>
       <w:r>
         <w:t>: DOT framework application</w:t>
       </w:r>
@@ -1603,7 +1741,23 @@
         <w:t xml:space="preserve"> </w:t>
       </w:r>
       <w:r>
-        <w:t xml:space="preserve">Using these combination of patterns would help me to conduct the necessary applied research for this project by promoting specific research methods suitable for each sub-questions. </w:t>
+        <w:t xml:space="preserve">Using </w:t>
+      </w:r>
+      <w:proofErr w:type="gramStart"/>
+      <w:r>
+        <w:t>these combination</w:t>
+      </w:r>
+      <w:proofErr w:type="gramEnd"/>
+      <w:r>
+        <w:t xml:space="preserve"> of patterns would help me to conduct the necessary applied research for this project by promoting specific research methods suitable for each sub-</w:t>
+      </w:r>
+      <w:proofErr w:type="gramStart"/>
+      <w:r>
+        <w:t>questions</w:t>
+      </w:r>
+      <w:proofErr w:type="gramEnd"/>
+      <w:r>
+        <w:t xml:space="preserve">. </w:t>
       </w:r>
     </w:p>
     <w:p>
@@ -1715,8 +1869,13 @@
         <w:t xml:space="preserve"> Moreover, the m</w:t>
       </w:r>
       <w:r>
-        <w:t>orphological char</w:t>
-      </w:r>
+        <w:t xml:space="preserve">orphological </w:t>
+      </w:r>
+      <w:proofErr w:type="gramStart"/>
+      <w:r>
+        <w:t>char</w:t>
+      </w:r>
+      <w:proofErr w:type="gramEnd"/>
       <w:r>
         <w:t xml:space="preserve"> shows that the most important </w:t>
       </w:r>
@@ -1724,8 +1883,13 @@
         <w:t>features</w:t>
       </w:r>
       <w:r>
-        <w:t xml:space="preserve"> are:</w:t>
-      </w:r>
+        <w:t xml:space="preserve"> </w:t>
+      </w:r>
+      <w:proofErr w:type="gramStart"/>
+      <w:r>
+        <w:t>are:</w:t>
+      </w:r>
+      <w:proofErr w:type="gramEnd"/>
       <w:r>
         <w:t xml:space="preserve"> </w:t>
       </w:r>
@@ -2068,7 +2232,13 @@
         <w:t xml:space="preserve"> </w:t>
       </w:r>
       <w:r>
-        <w:t>ASP.NET Core 8+ Web API in C#, layered architecture, Entity Framework Core</w:t>
+        <w:t xml:space="preserve">ASP.NET Core 8+ Web API in C#, </w:t>
+      </w:r>
+      <w:r>
+        <w:t xml:space="preserve">3 </w:t>
+      </w:r>
+      <w:r>
+        <w:t>layered architecture, Entity Framework Core</w:t>
       </w:r>
       <w:r>
         <w:t xml:space="preserve"> provider by Microsoft (Data-first approach)</w:t>
@@ -2220,29 +2390,245 @@
       </w:pPr>
       <w:r>
         <w:rPr>
-          <w:rFonts w:ascii="Courier New" w:eastAsia="Courier New" w:hAnsi="Courier New" w:cs="Courier New"/>
-          <w:sz w:val="20"/>
-        </w:rPr>
-        <w:t>o</w:t>
-      </w:r>
-      <w:r>
-        <w:rPr>
           <w:rFonts w:ascii="Arial" w:eastAsia="Arial" w:hAnsi="Arial" w:cs="Arial"/>
           <w:sz w:val="20"/>
         </w:rPr>
+        <w:tab/>
+      </w:r>
+      <w:r>
+        <w:t>By this, I conclude that the chosen technologies, regarding</w:t>
+      </w:r>
+      <w:r>
         <w:t xml:space="preserve"> </w:t>
       </w:r>
       <w:r>
-        <w:rPr>
-          <w:rFonts w:ascii="Arial" w:eastAsia="Arial" w:hAnsi="Arial" w:cs="Arial"/>
-          <w:sz w:val="20"/>
-        </w:rPr>
-        <w:tab/>
-      </w:r>
-      <w:r>
-        <w:t xml:space="preserve">Explain how the findings are used in your project (e.g. design choice, technical decision). </w:t>
-      </w:r>
-    </w:p>
+        <w:t xml:space="preserve">the project’s scope, would fit, keeping the project maintainable, while leaving a room for further extensibility, layering on top of it and </w:t>
+      </w:r>
+      <w:proofErr w:type="gramStart"/>
+      <w:r>
+        <w:t>possibility of hosting</w:t>
+      </w:r>
+      <w:proofErr w:type="gramEnd"/>
+      <w:r>
+        <w:t xml:space="preserve"> it and creating CI/CD pipelines.</w:t>
+      </w:r>
+    </w:p>
+    <w:p>
+      <w:pPr>
+        <w:pStyle w:val="Heading2"/>
+      </w:pPr>
+      <w:r>
+        <w:rPr>
+          <w:noProof/>
+        </w:rPr>
+        <w:lastRenderedPageBreak/>
+        <mc:AlternateContent>
+          <mc:Choice Requires="wps">
+            <w:drawing>
+              <wp:anchor distT="0" distB="0" distL="114300" distR="114300" simplePos="0" relativeHeight="251660288" behindDoc="0" locked="0" layoutInCell="1" allowOverlap="1" wp14:anchorId="6B74E361" wp14:editId="01B42382">
+                <wp:simplePos x="0" y="0"/>
+                <wp:positionH relativeFrom="column">
+                  <wp:posOffset>386080</wp:posOffset>
+                </wp:positionH>
+                <wp:positionV relativeFrom="paragraph">
+                  <wp:posOffset>2615565</wp:posOffset>
+                </wp:positionV>
+                <wp:extent cx="3540760" cy="635"/>
+                <wp:effectExtent l="0" t="0" r="0" b="0"/>
+                <wp:wrapTopAndBottom/>
+                <wp:docPr id="1568965153" name="Text Box 1"/>
+                <wp:cNvGraphicFramePr/>
+                <a:graphic xmlns:a="http://schemas.openxmlformats.org/drawingml/2006/main">
+                  <a:graphicData uri="http://schemas.microsoft.com/office/word/2010/wordprocessingShape">
+                    <wps:wsp>
+                      <wps:cNvSpPr txBox="1"/>
+                      <wps:spPr>
+                        <a:xfrm>
+                          <a:off x="0" y="0"/>
+                          <a:ext cx="3540760" cy="635"/>
+                        </a:xfrm>
+                        <a:prstGeom prst="rect">
+                          <a:avLst/>
+                        </a:prstGeom>
+                        <a:solidFill>
+                          <a:prstClr val="white"/>
+                        </a:solidFill>
+                        <a:ln>
+                          <a:noFill/>
+                        </a:ln>
+                      </wps:spPr>
+                      <wps:txbx>
+                        <w:txbxContent>
+                          <w:p>
+                            <w:pPr>
+                              <w:pStyle w:val="Caption"/>
+                              <w:jc w:val="center"/>
+                              <w:rPr>
+                                <w:noProof/>
+                                <w:color w:val="000000"/>
+                                <w:sz w:val="24"/>
+                                <w:szCs w:val="24"/>
+                                <w:u w:val="single" w:color="000000"/>
+                              </w:rPr>
+                            </w:pPr>
+                            <w:r>
+                              <w:t xml:space="preserve">Figure </w:t>
+                            </w:r>
+                            <w:r>
+                              <w:fldChar w:fldCharType="begin"/>
+                            </w:r>
+                            <w:r>
+                              <w:instrText xml:space="preserve"> SEQ Figure \* ARABIC </w:instrText>
+                            </w:r>
+                            <w:r>
+                              <w:fldChar w:fldCharType="separate"/>
+                            </w:r>
+                            <w:r>
+                              <w:rPr>
+                                <w:noProof/>
+                              </w:rPr>
+                              <w:t>1</w:t>
+                            </w:r>
+                            <w:r>
+                              <w:fldChar w:fldCharType="end"/>
+                            </w:r>
+                            <w:r>
+                              <w:t>: Research comparison table</w:t>
+                            </w:r>
+                          </w:p>
+                        </w:txbxContent>
+                      </wps:txbx>
+                      <wps:bodyPr rot="0" spcFirstLastPara="0" vertOverflow="overflow" horzOverflow="overflow" vert="horz" wrap="square" lIns="0" tIns="0" rIns="0" bIns="0" numCol="1" spcCol="0" rtlCol="0" fromWordArt="0" anchor="t" anchorCtr="0" forceAA="0" compatLnSpc="1">
+                        <a:prstTxWarp prst="textNoShape">
+                          <a:avLst/>
+                        </a:prstTxWarp>
+                        <a:spAutoFit/>
+                      </wps:bodyPr>
+                    </wps:wsp>
+                  </a:graphicData>
+                </a:graphic>
+              </wp:anchor>
+            </w:drawing>
+          </mc:Choice>
+          <mc:Fallback>
+            <w:pict>
+              <v:shapetype w14:anchorId="6B74E361" id="_x0000_t202" coordsize="21600,21600" o:spt="202" path="m,l,21600r21600,l21600,xe">
+                <v:stroke joinstyle="miter"/>
+                <v:path gradientshapeok="t" o:connecttype="rect"/>
+              </v:shapetype>
+              <v:shape id="Text Box 1" o:spid="_x0000_s1026" type="#_x0000_t202" style="position:absolute;left:0;text-align:left;margin-left:30.4pt;margin-top:205.95pt;width:278.8pt;height:.05pt;z-index:251660288;visibility:visible;mso-wrap-style:square;mso-wrap-distance-left:9pt;mso-wrap-distance-top:0;mso-wrap-distance-right:9pt;mso-wrap-distance-bottom:0;mso-position-horizontal:absolute;mso-position-horizontal-relative:text;mso-position-vertical:absolute;mso-position-vertical-relative:text;v-text-anchor:top" o:gfxdata="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" stroked="f">
+                <v:textbox style="mso-fit-shape-to-text:t" inset="0,0,0,0">
+                  <w:txbxContent>
+                    <w:p>
+                      <w:pPr>
+                        <w:pStyle w:val="Caption"/>
+                        <w:jc w:val="center"/>
+                        <w:rPr>
+                          <w:noProof/>
+                          <w:color w:val="000000"/>
+                          <w:sz w:val="24"/>
+                          <w:szCs w:val="24"/>
+                          <w:u w:val="single" w:color="000000"/>
+                        </w:rPr>
+                      </w:pPr>
+                      <w:r>
+                        <w:t xml:space="preserve">Figure </w:t>
+                      </w:r>
+                      <w:r>
+                        <w:fldChar w:fldCharType="begin"/>
+                      </w:r>
+                      <w:r>
+                        <w:instrText xml:space="preserve"> SEQ Figure \* ARABIC </w:instrText>
+                      </w:r>
+                      <w:r>
+                        <w:fldChar w:fldCharType="separate"/>
+                      </w:r>
+                      <w:r>
+                        <w:rPr>
+                          <w:noProof/>
+                        </w:rPr>
+                        <w:t>1</w:t>
+                      </w:r>
+                      <w:r>
+                        <w:fldChar w:fldCharType="end"/>
+                      </w:r>
+                      <w:r>
+                        <w:t>: Research comparison table</w:t>
+                      </w:r>
+                    </w:p>
+                  </w:txbxContent>
+                </v:textbox>
+                <w10:wrap type="topAndBottom"/>
+              </v:shape>
+            </w:pict>
+          </mc:Fallback>
+        </mc:AlternateContent>
+      </w:r>
+      <w:r>
+        <w:rPr>
+          <w:noProof/>
+        </w:rPr>
+        <w:drawing>
+          <wp:anchor distT="0" distB="0" distL="114300" distR="114300" simplePos="0" relativeHeight="251658240" behindDoc="0" locked="0" layoutInCell="1" allowOverlap="1" wp14:anchorId="562F60A4" wp14:editId="20070DD2">
+            <wp:simplePos x="0" y="0"/>
+            <wp:positionH relativeFrom="column">
+              <wp:posOffset>386080</wp:posOffset>
+            </wp:positionH>
+            <wp:positionV relativeFrom="paragraph">
+              <wp:posOffset>302895</wp:posOffset>
+            </wp:positionV>
+            <wp:extent cx="3540760" cy="2255520"/>
+            <wp:effectExtent l="0" t="0" r="2540" b="0"/>
+            <wp:wrapTopAndBottom/>
+            <wp:docPr id="1250563132" name="Picture 1"/>
+            <wp:cNvGraphicFramePr>
+              <a:graphicFrameLocks xmlns:a="http://schemas.openxmlformats.org/drawingml/2006/main" noChangeAspect="1"/>
+            </wp:cNvGraphicFramePr>
+            <a:graphic xmlns:a="http://schemas.openxmlformats.org/drawingml/2006/main">
+              <a:graphicData uri="http://schemas.openxmlformats.org/drawingml/2006/picture">
+                <pic:pic xmlns:pic="http://schemas.openxmlformats.org/drawingml/2006/picture">
+                  <pic:nvPicPr>
+                    <pic:cNvPr id="1250563132" name="Picture 1250563132"/>
+                    <pic:cNvPicPr/>
+                  </pic:nvPicPr>
+                  <pic:blipFill>
+                    <a:blip r:embed="rId6">
+                      <a:extLst>
+                        <a:ext uri="{28A0092B-C50C-407E-A947-70E740481C1C}">
+                          <a14:useLocalDpi xmlns:a14="http://schemas.microsoft.com/office/drawing/2010/main" val="0"/>
+                        </a:ext>
+                      </a:extLst>
+                    </a:blip>
+                    <a:stretch>
+                      <a:fillRect/>
+                    </a:stretch>
+                  </pic:blipFill>
+                  <pic:spPr>
+                    <a:xfrm>
+                      <a:off x="0" y="0"/>
+                      <a:ext cx="3540760" cy="2255520"/>
+                    </a:xfrm>
+                    <a:prstGeom prst="rect">
+                      <a:avLst/>
+                    </a:prstGeom>
+                  </pic:spPr>
+                </pic:pic>
+              </a:graphicData>
+            </a:graphic>
+            <wp14:sizeRelH relativeFrom="margin">
+              <wp14:pctWidth>0</wp14:pctWidth>
+            </wp14:sizeRelH>
+            <wp14:sizeRelV relativeFrom="margin">
+              <wp14:pctHeight>0</wp14:pctHeight>
+            </wp14:sizeRelV>
+          </wp:anchor>
+        </w:drawing>
+      </w:r>
+      <w:r>
+        <w:t>Comparison table</w:t>
+      </w:r>
+    </w:p>
+    <w:p/>
     <w:p>
       <w:pPr>
         <w:spacing w:after="19" w:line="259" w:lineRule="auto"/>
@@ -2260,7 +2646,6 @@
     </w:p>
     <w:p>
       <w:r>
-        <w:lastRenderedPageBreak/>
         <w:t xml:space="preserve">Code snippets, screenshots, or URLs must always be accompanied by explanation, evaluation, and reflection. They are not sufficient on their own. </w:t>
       </w:r>
     </w:p>
@@ -2432,6 +2817,7 @@
         <w:ind w:hanging="360"/>
       </w:pPr>
       <w:r>
+        <w:lastRenderedPageBreak/>
         <w:t xml:space="preserve">what you would improve in the next project. </w:t>
       </w:r>
     </w:p>
@@ -2495,12 +2881,28 @@
           <w:i/>
           <w:iCs/>
         </w:rPr>
-        <w:t>What is Customer Demographics and Target Market of CAR Group Company?</w:t>
+        <w:t xml:space="preserve">What </w:t>
+      </w:r>
+      <w:proofErr w:type="gramStart"/>
+      <w:r>
+        <w:rPr>
+          <w:i/>
+          <w:iCs/>
+        </w:rPr>
+        <w:t>is</w:t>
+      </w:r>
+      <w:proofErr w:type="gramEnd"/>
+      <w:r>
+        <w:rPr>
+          <w:i/>
+          <w:iCs/>
+        </w:rPr>
+        <w:t xml:space="preserve"> Customer Demographics and Target Market of CAR Group Company?</w:t>
       </w:r>
       <w:r>
         <w:t xml:space="preserve"> Porter’s Five Forces. </w:t>
       </w:r>
-      <w:hyperlink r:id="rId6" w:history="1">
+      <w:hyperlink r:id="rId7" w:history="1">
         <w:r>
           <w:rPr>
             <w:rStyle w:val="Hyperlink"/>
@@ -2520,16 +2922,45 @@
       <w:r>
         <w:t xml:space="preserve">[2] </w:t>
       </w:r>
-      <w:r>
-        <w:t xml:space="preserve">TechSoft, K. (2025, 19 </w:t>
+      <w:proofErr w:type="spellStart"/>
+      <w:r>
+        <w:t>TechSoft</w:t>
+      </w:r>
+      <w:proofErr w:type="spellEnd"/>
+      <w:r>
+        <w:t xml:space="preserve">, K. (2025, 19 </w:t>
       </w:r>
       <w:r>
         <w:t>August</w:t>
       </w:r>
       <w:r>
-        <w:t xml:space="preserve">). How to Build a Successful Car Rental App Like Turo or Zoomcar | Kuchoriya TechSoft. </w:t>
-      </w:r>
-      <w:hyperlink r:id="rId7" w:history="1">
+        <w:t xml:space="preserve">). How to Build a Successful Car Rental App Like Turo or </w:t>
+      </w:r>
+      <w:proofErr w:type="spellStart"/>
+      <w:r>
+        <w:t>Zoomcar</w:t>
+      </w:r>
+      <w:proofErr w:type="spellEnd"/>
+      <w:r>
+        <w:t xml:space="preserve"> | </w:t>
+      </w:r>
+      <w:proofErr w:type="spellStart"/>
+      <w:r>
+        <w:t>Kuchoriya</w:t>
+      </w:r>
+      <w:proofErr w:type="spellEnd"/>
+      <w:r>
+        <w:t xml:space="preserve"> </w:t>
+      </w:r>
+      <w:proofErr w:type="spellStart"/>
+      <w:r>
+        <w:t>TechSoft</w:t>
+      </w:r>
+      <w:proofErr w:type="spellEnd"/>
+      <w:r>
+        <w:t xml:space="preserve">. </w:t>
+      </w:r>
+      <w:hyperlink r:id="rId8" w:history="1">
         <w:r>
           <w:rPr>
             <w:rStyle w:val="Hyperlink"/>
@@ -2549,20 +2980,65 @@
       <w:r>
         <w:t xml:space="preserve">[3] </w:t>
       </w:r>
-      <w:r>
-        <w:t xml:space="preserve">Dnzhngl. (z.d.). </w:t>
+      <w:proofErr w:type="spellStart"/>
+      <w:r>
+        <w:t>Dnzhngl</w:t>
+      </w:r>
+      <w:proofErr w:type="spellEnd"/>
+      <w:r>
+        <w:t>. (</w:t>
+      </w:r>
+      <w:proofErr w:type="spellStart"/>
+      <w:r>
+        <w:t>z.d</w:t>
+      </w:r>
+      <w:proofErr w:type="spellEnd"/>
+      <w:r>
+        <w:t xml:space="preserve">.). </w:t>
       </w:r>
       <w:r>
         <w:rPr>
           <w:i/>
           <w:iCs/>
         </w:rPr>
-        <w:t>GitHub - dnzhngl/RentACar-FullStack: Full-stack car rental project. Entity Framework Core .Net 5.0 has been used.</w:t>
+        <w:t xml:space="preserve">GitHub - </w:t>
+      </w:r>
+      <w:proofErr w:type="spellStart"/>
+      <w:r>
+        <w:rPr>
+          <w:i/>
+          <w:iCs/>
+        </w:rPr>
+        <w:t>dnzhngl</w:t>
+      </w:r>
+      <w:proofErr w:type="spellEnd"/>
+      <w:r>
+        <w:rPr>
+          <w:i/>
+          <w:iCs/>
+        </w:rPr>
+        <w:t>/</w:t>
+      </w:r>
+      <w:proofErr w:type="spellStart"/>
+      <w:r>
+        <w:rPr>
+          <w:i/>
+          <w:iCs/>
+        </w:rPr>
+        <w:t>RentACar-FullStack</w:t>
+      </w:r>
+      <w:proofErr w:type="spellEnd"/>
+      <w:r>
+        <w:rPr>
+          <w:i/>
+          <w:iCs/>
+        </w:rPr>
+        <w:t>: Full-stack car rental project. Entity Framework Core .Net 5.0 has been used.</w:t>
       </w:r>
       <w:r>
         <w:t xml:space="preserve"> GitHub. </w:t>
       </w:r>
-      <w:hyperlink r:id="rId8" w:history="1">
+      <w:hyperlink r:id="rId9" w:history="1">
         <w:r>
           <w:rPr>
             <w:rStyle w:val="Hyperlink"/>
@@ -2582,8 +3058,21 @@
       <w:r>
         <w:t xml:space="preserve">[4] </w:t>
       </w:r>
-      <w:r>
-        <w:t xml:space="preserve">Tdykstra. (z.d.). </w:t>
+      <w:proofErr w:type="spellStart"/>
+      <w:r>
+        <w:t>Tdykstra</w:t>
+      </w:r>
+      <w:proofErr w:type="spellEnd"/>
+      <w:r>
+        <w:t>. (</w:t>
+      </w:r>
+      <w:proofErr w:type="spellStart"/>
+      <w:r>
+        <w:t>z.d</w:t>
+      </w:r>
+      <w:proofErr w:type="spellEnd"/>
+      <w:r>
+        <w:t xml:space="preserve">.). </w:t>
       </w:r>
       <w:r>
         <w:rPr>
@@ -2595,7 +3084,7 @@
       <w:r>
         <w:t xml:space="preserve">. Microsoft Learn. </w:t>
       </w:r>
-      <w:hyperlink r:id="rId9" w:history="1">
+      <w:hyperlink r:id="rId10" w:history="1">
         <w:r>
           <w:rPr>
             <w:rStyle w:val="Hyperlink"/>
@@ -2619,7 +3108,15 @@
         <w:t xml:space="preserve">[5] </w:t>
       </w:r>
       <w:r>
-        <w:t xml:space="preserve">Ali, A. (2025, 5 december). Designing Multi-Tenant SaaS on Azure with ASP.NET Core and PostgreSQL/SQL Server: Sharding, Tenant. </w:t>
+        <w:t xml:space="preserve">Ali, A. (2025, 5 </w:t>
+      </w:r>
+      <w:proofErr w:type="spellStart"/>
+      <w:r>
+        <w:t>december</w:t>
+      </w:r>
+      <w:proofErr w:type="spellEnd"/>
+      <w:r>
+        <w:t xml:space="preserve">). Designing Multi-Tenant SaaS on Azure with ASP.NET Core and PostgreSQL/SQL Server: Sharding, Tenant. </w:t>
       </w:r>
       <w:r>
         <w:rPr>
@@ -2629,11 +3126,16 @@
         <w:t>Asad Ali</w:t>
       </w:r>
       <w:r>
-        <w:t>. https://asadali.dev/blog/designing-multi-tenant-saas-azure-aspnetcore-postgresql-sqlserver/#2-1-database-per-tenant</w:t>
+        <w:t xml:space="preserve">. </w:t>
+      </w:r>
+      <w:proofErr w:type="gramStart"/>
+      <w:r>
+        <w:t>https://asadali.dev/blog/designing-multi-tenant-saas-azure-aspnetcore-postgresql-sqlserver/#2-1-database-per-tenant</w:t>
       </w:r>
       <w:r>
         <w:t>, accessed on 15.04.2026</w:t>
       </w:r>
+      <w:proofErr w:type="gramEnd"/>
     </w:p>
     <w:p>
       <w:pPr>
@@ -2643,13 +3145,26 @@
       <w:r>
         <w:t xml:space="preserve">[6] </w:t>
       </w:r>
-      <w:r>
-        <w:t>Technolab, F. (2025, 11 maart). 25 Tools for Building Microservices with ASP.NET Core. 25 Tools For Building Microservices With ASP.NET Core.</w:t>
+      <w:proofErr w:type="spellStart"/>
+      <w:r>
+        <w:t>Technolab</w:t>
+      </w:r>
+      <w:proofErr w:type="spellEnd"/>
+      <w:r>
+        <w:t xml:space="preserve">, F. (2025, 11 </w:t>
+      </w:r>
+      <w:proofErr w:type="spellStart"/>
+      <w:r>
+        <w:t>maart</w:t>
+      </w:r>
+      <w:proofErr w:type="spellEnd"/>
+      <w:r>
+        <w:t>). 25 Tools for Building Microservices with ASP.NET Core. 25 Tools For Building Microservices With ASP.NET Core.</w:t>
       </w:r>
       <w:r>
         <w:t xml:space="preserve"> </w:t>
       </w:r>
-      <w:hyperlink r:id="rId10" w:history="1">
+      <w:hyperlink r:id="rId11" w:history="1">
         <w:r>
           <w:rPr>
             <w:rStyle w:val="Hyperlink"/>
@@ -2670,19 +3185,36 @@
         <w:t xml:space="preserve">[7] </w:t>
       </w:r>
       <w:r>
-        <w:t xml:space="preserve">Nag, A. (2025, 22 september). Why Build Microservices with ASP.NET Core for Enterprise Applications in 2025? </w:t>
-      </w:r>
+        <w:t xml:space="preserve">Nag, A. (2025, 22 </w:t>
+      </w:r>
+      <w:proofErr w:type="spellStart"/>
+      <w:r>
+        <w:t>september</w:t>
+      </w:r>
+      <w:proofErr w:type="spellEnd"/>
+      <w:r>
+        <w:t xml:space="preserve">). Why Build Microservices with ASP.NET Core for Enterprise Applications in 2025? </w:t>
+      </w:r>
+      <w:proofErr w:type="spellStart"/>
       <w:r>
         <w:rPr>
           <w:i/>
           <w:iCs/>
         </w:rPr>
-        <w:t>EmbarkingOnVoyage Digital solution Pvt Ltd.</w:t>
+        <w:t>EmbarkingOnVoyage</w:t>
+      </w:r>
+      <w:proofErr w:type="spellEnd"/>
+      <w:r>
+        <w:rPr>
+          <w:i/>
+          <w:iCs/>
+        </w:rPr>
+        <w:t xml:space="preserve"> Digital solution Pvt Ltd.</w:t>
       </w:r>
       <w:r>
         <w:t xml:space="preserve"> </w:t>
       </w:r>
-      <w:hyperlink r:id="rId11" w:anchor="Benefits_of_Microservices_with_ASPNET_Core" w:history="1">
+      <w:hyperlink r:id="rId12" w:anchor="Benefits_of_Microservices_with_ASPNET_Core" w:history="1">
         <w:r>
           <w:rPr>
             <w:rStyle w:val="Hyperlink"/>
@@ -2702,20 +3234,58 @@
       <w:r>
         <w:t xml:space="preserve">[8] </w:t>
       </w:r>
-      <w:r>
-        <w:t xml:space="preserve">Beroyan, H. (2019, 19 september). </w:t>
+      <w:proofErr w:type="spellStart"/>
+      <w:r>
+        <w:t>Beroyan</w:t>
+      </w:r>
+      <w:proofErr w:type="spellEnd"/>
+      <w:r>
+        <w:t xml:space="preserve">, H. (2019, 19 </w:t>
+      </w:r>
+      <w:proofErr w:type="spellStart"/>
+      <w:r>
+        <w:t>september</w:t>
+      </w:r>
+      <w:proofErr w:type="spellEnd"/>
+      <w:r>
+        <w:t xml:space="preserve">). </w:t>
       </w:r>
       <w:r>
         <w:rPr>
           <w:i/>
           <w:iCs/>
         </w:rPr>
-        <w:t>Where and how can I host small ASP .NETCore + React JS application with small MS SQL DB</w:t>
+        <w:t xml:space="preserve">Where and how can I host small </w:t>
+      </w:r>
+      <w:proofErr w:type="gramStart"/>
+      <w:r>
+        <w:rPr>
+          <w:i/>
+          <w:iCs/>
+        </w:rPr>
+        <w:t>ASP .</w:t>
+      </w:r>
+      <w:proofErr w:type="spellStart"/>
+      <w:r>
+        <w:rPr>
+          <w:i/>
+          <w:iCs/>
+        </w:rPr>
+        <w:t>NETCore</w:t>
+      </w:r>
+      <w:proofErr w:type="spellEnd"/>
+      <w:proofErr w:type="gramEnd"/>
+      <w:r>
+        <w:rPr>
+          <w:i/>
+          <w:iCs/>
+        </w:rPr>
+        <w:t xml:space="preserve"> + React JS application with small MS SQL DB</w:t>
       </w:r>
       <w:r>
         <w:t xml:space="preserve">. Stack Overflow. </w:t>
       </w:r>
-      <w:hyperlink r:id="rId12" w:history="1">
+      <w:hyperlink r:id="rId13" w:history="1">
         <w:r>
           <w:rPr>
             <w:rStyle w:val="Hyperlink"/>
@@ -6304,7 +6874,6 @@
   <w:style w:type="character" w:default="1" w:styleId="DefaultParagraphFont">
     <w:name w:val="Default Paragraph Font"/>
     <w:uiPriority w:val="1"/>
-    <w:semiHidden/>
     <w:unhideWhenUsed/>
   </w:style>
   <w:style w:type="table" w:default="1" w:styleId="TableNormal">
@@ -6400,7 +6969,6 @@
     <w:basedOn w:val="Normal"/>
     <w:next w:val="Normal"/>
     <w:uiPriority w:val="35"/>
-    <w:semiHidden/>
     <w:unhideWhenUsed/>
     <w:qFormat/>
     <w:rsid w:val="000D77D1"/>
@@ -6457,6 +7025,25 @@
       <w:color w:val="96607D" w:themeColor="followedHyperlink"/>
       <w:u w:val="single"/>
     </w:rPr>
+  </w:style>
+  <w:style w:type="table" w:styleId="TableGrid0">
+    <w:name w:val="Table Grid"/>
+    <w:basedOn w:val="TableNormal"/>
+    <w:uiPriority w:val="39"/>
+    <w:rsid w:val="005E4869"/>
+    <w:pPr>
+      <w:spacing w:after="0" w:line="240" w:lineRule="auto"/>
+    </w:pPr>
+    <w:tblPr>
+      <w:tblBorders>
+        <w:top w:val="single" w:sz="4" w:space="0" w:color="auto"/>
+        <w:left w:val="single" w:sz="4" w:space="0" w:color="auto"/>
+        <w:bottom w:val="single" w:sz="4" w:space="0" w:color="auto"/>
+        <w:right w:val="single" w:sz="4" w:space="0" w:color="auto"/>
+        <w:insideH w:val="single" w:sz="4" w:space="0" w:color="auto"/>
+        <w:insideV w:val="single" w:sz="4" w:space="0" w:color="auto"/>
+      </w:tblBorders>
+    </w:tblPr>
   </w:style>
 </w:styles>
 </file>

--- a/Individual project/LO-05/Professional Standard/Research_Document_TrustPartner.docx
+++ b/Individual project/LO-05/Professional Standard/Research_Document_TrustPartner.docx
@@ -386,7 +386,7 @@
           <w:lang w:val="en-GB"/>
           <w14:ligatures w14:val="none"/>
         </w:rPr>
-        <w:t>2026-04-17</w:t>
+        <w:t>2026-04-28</w:t>
       </w:r>
       <w:r>
         <w:rPr>
@@ -463,37 +463,8 @@
       <w:r>
         <w:t xml:space="preserve">. </w:t>
       </w:r>
-      <w:proofErr w:type="gramStart"/>
-      <w:r>
-        <w:t>In order to</w:t>
-      </w:r>
-      <w:proofErr w:type="gramEnd"/>
-      <w:r>
-        <w:t xml:space="preserve"> meet all the project’s </w:t>
-      </w:r>
-      <w:proofErr w:type="gramStart"/>
-      <w:r>
-        <w:t>requirement</w:t>
-      </w:r>
-      <w:proofErr w:type="gramEnd"/>
-      <w:r>
-        <w:t xml:space="preserve">, </w:t>
-      </w:r>
-      <w:proofErr w:type="gramStart"/>
-      <w:r>
-        <w:t>a research</w:t>
-      </w:r>
-      <w:proofErr w:type="gramEnd"/>
-      <w:r>
-        <w:t xml:space="preserve"> </w:t>
-      </w:r>
-      <w:proofErr w:type="gramStart"/>
-      <w:r>
-        <w:t>has to</w:t>
-      </w:r>
-      <w:proofErr w:type="gramEnd"/>
-      <w:r>
-        <w:t xml:space="preserve"> be conducted, exploring possible solutions, including technologies, scope, database, hosting etc. which is the purpose of this document.</w:t>
+      <w:r>
+        <w:t>In order to meet all the project’s requirement, a research has to be conducted, exploring possible solutions, including technologies, scope, database, hosting etc. which is the purpose of this document.</w:t>
       </w:r>
     </w:p>
     <w:p>
@@ -992,15 +963,7 @@
         </w:rPr>
       </w:pPr>
       <w:r>
-        <w:t xml:space="preserve">This section gives an overview of the DOT framework application for this project, presenting the </w:t>
-      </w:r>
-      <w:proofErr w:type="gramStart"/>
-      <w:r>
-        <w:t>used domain</w:t>
-      </w:r>
-      <w:proofErr w:type="gramEnd"/>
-      <w:r>
-        <w:t>, methods and reason why this method/s are used per sub-research question.</w:t>
+        <w:t>This section gives an overview of the DOT framework application for this project, presenting the used domain, methods and reason why this method/s are used per sub-research question.</w:t>
       </w:r>
       <w:r>
         <w:t xml:space="preserve"> The following DOT frameworks patterns were applied: </w:t>
@@ -1067,31 +1030,6 @@
           <w:b/>
           <w:bCs/>
         </w:rPr>
-      </w:pPr>
-    </w:p>
-    <w:p>
-      <w:pPr>
-        <w:spacing w:after="160" w:line="278" w:lineRule="auto"/>
-        <w:ind w:left="225" w:firstLine="0"/>
-      </w:pPr>
-      <w:r>
-        <w:lastRenderedPageBreak/>
-        <w:br w:type="page"/>
-      </w:r>
-    </w:p>
-    <w:p>
-      <w:pPr>
-        <w:spacing w:after="0"/>
-      </w:pPr>
-    </w:p>
-    <w:p>
-      <w:pPr>
-        <w:spacing w:after="0"/>
-      </w:pPr>
-    </w:p>
-    <w:p>
-      <w:pPr>
-        <w:spacing w:after="0"/>
       </w:pPr>
     </w:p>
     <w:tbl>
@@ -1118,7 +1056,7 @@
         </w:trPr>
         <w:tc>
           <w:tcPr>
-            <w:tcW w:w="1328" w:type="dxa"/>
+            <w:tcW w:w="1351" w:type="dxa"/>
             <w:tcBorders>
               <w:top w:val="double" w:sz="4" w:space="0" w:color="000000"/>
               <w:left w:val="double" w:sz="4" w:space="0" w:color="000000"/>
@@ -1142,6 +1080,7 @@
                 <w:b/>
                 <w:bCs/>
               </w:rPr>
+              <w:lastRenderedPageBreak/>
               <w:t>Subquestion</w:t>
             </w:r>
             <w:proofErr w:type="spellEnd"/>
@@ -1149,7 +1088,7 @@
         </w:tc>
         <w:tc>
           <w:tcPr>
-            <w:tcW w:w="1653" w:type="dxa"/>
+            <w:tcW w:w="1650" w:type="dxa"/>
             <w:tcBorders>
               <w:top w:val="double" w:sz="4" w:space="0" w:color="000000"/>
               <w:left w:val="double" w:sz="4" w:space="0" w:color="000000"/>
@@ -1178,7 +1117,7 @@
         </w:tc>
         <w:tc>
           <w:tcPr>
-            <w:tcW w:w="3148" w:type="dxa"/>
+            <w:tcW w:w="3137" w:type="dxa"/>
             <w:tcBorders>
               <w:top w:val="double" w:sz="4" w:space="0" w:color="000000"/>
               <w:left w:val="double" w:sz="4" w:space="0" w:color="000000"/>
@@ -1207,7 +1146,7 @@
         </w:tc>
         <w:tc>
           <w:tcPr>
-            <w:tcW w:w="2899" w:type="dxa"/>
+            <w:tcW w:w="2890" w:type="dxa"/>
             <w:tcBorders>
               <w:top w:val="double" w:sz="4" w:space="0" w:color="000000"/>
               <w:left w:val="double" w:sz="4" w:space="0" w:color="000000"/>
@@ -1241,7 +1180,7 @@
         </w:trPr>
         <w:tc>
           <w:tcPr>
-            <w:tcW w:w="1328" w:type="dxa"/>
+            <w:tcW w:w="1351" w:type="dxa"/>
             <w:tcBorders>
               <w:top w:val="double" w:sz="4" w:space="0" w:color="000000"/>
               <w:left w:val="double" w:sz="4" w:space="0" w:color="000000"/>
@@ -1267,7 +1206,7 @@
         </w:tc>
         <w:tc>
           <w:tcPr>
-            <w:tcW w:w="1653" w:type="dxa"/>
+            <w:tcW w:w="1650" w:type="dxa"/>
             <w:tcBorders>
               <w:top w:val="double" w:sz="4" w:space="0" w:color="000000"/>
               <w:left w:val="double" w:sz="4" w:space="0" w:color="000000"/>
@@ -1302,7 +1241,7 @@
         </w:tc>
         <w:tc>
           <w:tcPr>
-            <w:tcW w:w="3148" w:type="dxa"/>
+            <w:tcW w:w="3137" w:type="dxa"/>
             <w:tcBorders>
               <w:top w:val="double" w:sz="4" w:space="0" w:color="000000"/>
               <w:left w:val="double" w:sz="4" w:space="0" w:color="000000"/>
@@ -1334,7 +1273,7 @@
         </w:tc>
         <w:tc>
           <w:tcPr>
-            <w:tcW w:w="2899" w:type="dxa"/>
+            <w:tcW w:w="2890" w:type="dxa"/>
             <w:tcBorders>
               <w:top w:val="double" w:sz="4" w:space="0" w:color="000000"/>
               <w:left w:val="double" w:sz="4" w:space="0" w:color="000000"/>
@@ -1371,7 +1310,7 @@
         </w:trPr>
         <w:tc>
           <w:tcPr>
-            <w:tcW w:w="1328" w:type="dxa"/>
+            <w:tcW w:w="1351" w:type="dxa"/>
             <w:tcBorders>
               <w:top w:val="double" w:sz="4" w:space="0" w:color="000000"/>
               <w:left w:val="double" w:sz="4" w:space="0" w:color="000000"/>
@@ -1397,7 +1336,7 @@
         </w:tc>
         <w:tc>
           <w:tcPr>
-            <w:tcW w:w="1653" w:type="dxa"/>
+            <w:tcW w:w="1650" w:type="dxa"/>
             <w:tcBorders>
               <w:top w:val="double" w:sz="4" w:space="0" w:color="000000"/>
               <w:left w:val="double" w:sz="4" w:space="0" w:color="000000"/>
@@ -1426,7 +1365,7 @@
         </w:tc>
         <w:tc>
           <w:tcPr>
-            <w:tcW w:w="3148" w:type="dxa"/>
+            <w:tcW w:w="3137" w:type="dxa"/>
             <w:tcBorders>
               <w:top w:val="double" w:sz="4" w:space="0" w:color="000000"/>
               <w:left w:val="double" w:sz="4" w:space="0" w:color="000000"/>
@@ -1467,7 +1406,7 @@
         </w:tc>
         <w:tc>
           <w:tcPr>
-            <w:tcW w:w="2899" w:type="dxa"/>
+            <w:tcW w:w="2890" w:type="dxa"/>
             <w:tcBorders>
               <w:top w:val="double" w:sz="4" w:space="0" w:color="000000"/>
               <w:left w:val="double" w:sz="4" w:space="0" w:color="000000"/>
@@ -1480,13 +1419,8 @@
               <w:spacing w:after="0" w:line="259" w:lineRule="auto"/>
               <w:ind w:left="4" w:firstLine="0"/>
             </w:pPr>
-            <w:proofErr w:type="gramStart"/>
             <w:r>
-              <w:t>Finding about</w:t>
-            </w:r>
-            <w:proofErr w:type="gramEnd"/>
-            <w:r>
-              <w:t xml:space="preserve"> g</w:t>
+              <w:t>Finding about g</w:t>
             </w:r>
             <w:r>
               <w:t>ood and bad practices</w:t>
@@ -1503,7 +1437,7 @@
         </w:trPr>
         <w:tc>
           <w:tcPr>
-            <w:tcW w:w="1328" w:type="dxa"/>
+            <w:tcW w:w="1351" w:type="dxa"/>
             <w:tcBorders>
               <w:top w:val="double" w:sz="4" w:space="0" w:color="000000"/>
               <w:left w:val="double" w:sz="4" w:space="0" w:color="000000"/>
@@ -1529,7 +1463,7 @@
         </w:tc>
         <w:tc>
           <w:tcPr>
-            <w:tcW w:w="1653" w:type="dxa"/>
+            <w:tcW w:w="1650" w:type="dxa"/>
             <w:tcBorders>
               <w:top w:val="double" w:sz="4" w:space="0" w:color="000000"/>
               <w:left w:val="double" w:sz="4" w:space="0" w:color="000000"/>
@@ -1555,7 +1489,7 @@
         </w:tc>
         <w:tc>
           <w:tcPr>
-            <w:tcW w:w="3148" w:type="dxa"/>
+            <w:tcW w:w="3137" w:type="dxa"/>
             <w:tcBorders>
               <w:top w:val="double" w:sz="4" w:space="0" w:color="000000"/>
               <w:left w:val="double" w:sz="4" w:space="0" w:color="000000"/>
@@ -1578,7 +1512,7 @@
         </w:tc>
         <w:tc>
           <w:tcPr>
-            <w:tcW w:w="2899" w:type="dxa"/>
+            <w:tcW w:w="2890" w:type="dxa"/>
             <w:tcBorders>
               <w:top w:val="double" w:sz="4" w:space="0" w:color="000000"/>
               <w:left w:val="double" w:sz="4" w:space="0" w:color="000000"/>
@@ -1593,15 +1527,7 @@
               <w:ind w:left="4" w:firstLine="0"/>
             </w:pPr>
             <w:r>
-              <w:t xml:space="preserve">Collecting </w:t>
-            </w:r>
-            <w:proofErr w:type="gramStart"/>
-            <w:r>
-              <w:t>feedbacks</w:t>
-            </w:r>
-            <w:proofErr w:type="gramEnd"/>
-            <w:r>
-              <w:t xml:space="preserve"> from users</w:t>
+              <w:t>Collecting feedbacks from users</w:t>
             </w:r>
             <w:r>
               <w:t>, demonstration of the feature.</w:t>
@@ -1615,7 +1541,7 @@
         </w:trPr>
         <w:tc>
           <w:tcPr>
-            <w:tcW w:w="1328" w:type="dxa"/>
+            <w:tcW w:w="1351" w:type="dxa"/>
             <w:tcBorders>
               <w:top w:val="double" w:sz="4" w:space="0" w:color="000000"/>
               <w:left w:val="double" w:sz="4" w:space="0" w:color="000000"/>
@@ -1635,7 +1561,7 @@
         </w:tc>
         <w:tc>
           <w:tcPr>
-            <w:tcW w:w="1653" w:type="dxa"/>
+            <w:tcW w:w="1650" w:type="dxa"/>
             <w:tcBorders>
               <w:top w:val="double" w:sz="4" w:space="0" w:color="000000"/>
               <w:left w:val="double" w:sz="4" w:space="0" w:color="000000"/>
@@ -1655,7 +1581,7 @@
         </w:tc>
         <w:tc>
           <w:tcPr>
-            <w:tcW w:w="3148" w:type="dxa"/>
+            <w:tcW w:w="3137" w:type="dxa"/>
             <w:tcBorders>
               <w:top w:val="double" w:sz="4" w:space="0" w:color="000000"/>
               <w:left w:val="double" w:sz="4" w:space="0" w:color="000000"/>
@@ -1678,7 +1604,7 @@
         </w:tc>
         <w:tc>
           <w:tcPr>
-            <w:tcW w:w="2899" w:type="dxa"/>
+            <w:tcW w:w="2890" w:type="dxa"/>
             <w:tcBorders>
               <w:top w:val="double" w:sz="4" w:space="0" w:color="000000"/>
               <w:left w:val="double" w:sz="4" w:space="0" w:color="000000"/>
@@ -1707,27 +1633,14 @@
       <w:r>
         <w:t xml:space="preserve">Table </w:t>
       </w:r>
-      <w:r>
-        <w:fldChar w:fldCharType="begin"/>
-      </w:r>
-      <w:r>
-        <w:instrText xml:space="preserve"> SEQ Table \* ARABIC </w:instrText>
-      </w:r>
-      <w:r>
-        <w:fldChar w:fldCharType="separate"/>
-      </w:r>
-      <w:r>
-        <w:rPr>
-          <w:noProof/>
-        </w:rPr>
-        <w:t>1</w:t>
-      </w:r>
-      <w:r>
-        <w:rPr>
-          <w:noProof/>
-        </w:rPr>
-        <w:fldChar w:fldCharType="end"/>
-      </w:r>
+      <w:fldSimple w:instr=" SEQ Table \* ARABIC ">
+        <w:r>
+          <w:rPr>
+            <w:noProof/>
+          </w:rPr>
+          <w:t>1</w:t>
+        </w:r>
+      </w:fldSimple>
       <w:r>
         <w:t>: DOT framework application</w:t>
       </w:r>
@@ -1741,23 +1654,7 @@
         <w:t xml:space="preserve"> </w:t>
       </w:r>
       <w:r>
-        <w:t xml:space="preserve">Using </w:t>
-      </w:r>
-      <w:proofErr w:type="gramStart"/>
-      <w:r>
-        <w:t>these combination</w:t>
-      </w:r>
-      <w:proofErr w:type="gramEnd"/>
-      <w:r>
-        <w:t xml:space="preserve"> of patterns would help me to conduct the necessary applied research for this project by promoting specific research methods suitable for each sub-</w:t>
-      </w:r>
-      <w:proofErr w:type="gramStart"/>
-      <w:r>
-        <w:t>questions</w:t>
-      </w:r>
-      <w:proofErr w:type="gramEnd"/>
-      <w:r>
-        <w:t xml:space="preserve">. </w:t>
+        <w:t xml:space="preserve">Using these combination of patterns would help me to conduct the necessary applied research for this project by promoting specific research methods suitable for each sub-questions. </w:t>
       </w:r>
     </w:p>
     <w:p>
@@ -1869,13 +1766,8 @@
         <w:t xml:space="preserve"> Moreover, the m</w:t>
       </w:r>
       <w:r>
-        <w:t xml:space="preserve">orphological </w:t>
-      </w:r>
-      <w:proofErr w:type="gramStart"/>
-      <w:r>
-        <w:t>char</w:t>
-      </w:r>
-      <w:proofErr w:type="gramEnd"/>
+        <w:t>orphological char</w:t>
+      </w:r>
       <w:r>
         <w:t xml:space="preserve"> shows that the most important </w:t>
       </w:r>
@@ -1883,13 +1775,8 @@
         <w:t>features</w:t>
       </w:r>
       <w:r>
-        <w:t xml:space="preserve"> </w:t>
-      </w:r>
-      <w:proofErr w:type="gramStart"/>
-      <w:r>
-        <w:t>are:</w:t>
-      </w:r>
-      <w:proofErr w:type="gramEnd"/>
+        <w:t xml:space="preserve"> are:</w:t>
+      </w:r>
       <w:r>
         <w:t xml:space="preserve"> </w:t>
       </w:r>
@@ -2402,15 +2289,7 @@
         <w:t xml:space="preserve"> </w:t>
       </w:r>
       <w:r>
-        <w:t xml:space="preserve">the project’s scope, would fit, keeping the project maintainable, while leaving a room for further extensibility, layering on top of it and </w:t>
-      </w:r>
-      <w:proofErr w:type="gramStart"/>
-      <w:r>
-        <w:t>possibility of hosting</w:t>
-      </w:r>
-      <w:proofErr w:type="gramEnd"/>
-      <w:r>
-        <w:t xml:space="preserve"> it and creating CI/CD pipelines.</w:t>
+        <w:t>the project’s scope, would fit, keeping the project maintainable, while leaving a room for further extensibility, layering on top of it and possibility of hosting it and creating CI/CD pipelines.</w:t>
       </w:r>
     </w:p>
     <w:p>
@@ -2474,24 +2353,14 @@
                             <w:r>
                               <w:t xml:space="preserve">Figure </w:t>
                             </w:r>
-                            <w:r>
-                              <w:fldChar w:fldCharType="begin"/>
-                            </w:r>
-                            <w:r>
-                              <w:instrText xml:space="preserve"> SEQ Figure \* ARABIC </w:instrText>
-                            </w:r>
-                            <w:r>
-                              <w:fldChar w:fldCharType="separate"/>
-                            </w:r>
-                            <w:r>
-                              <w:rPr>
-                                <w:noProof/>
-                              </w:rPr>
-                              <w:t>1</w:t>
-                            </w:r>
-                            <w:r>
-                              <w:fldChar w:fldCharType="end"/>
-                            </w:r>
+                            <w:fldSimple w:instr=" SEQ Figure \* ARABIC ">
+                              <w:r>
+                                <w:rPr>
+                                  <w:noProof/>
+                                </w:rPr>
+                                <w:t>1</w:t>
+                              </w:r>
+                            </w:fldSimple>
                             <w:r>
                               <w:t>: Research comparison table</w:t>
                             </w:r>
@@ -2881,23 +2750,7 @@
           <w:i/>
           <w:iCs/>
         </w:rPr>
-        <w:t xml:space="preserve">What </w:t>
-      </w:r>
-      <w:proofErr w:type="gramStart"/>
-      <w:r>
-        <w:rPr>
-          <w:i/>
-          <w:iCs/>
-        </w:rPr>
-        <w:t>is</w:t>
-      </w:r>
-      <w:proofErr w:type="gramEnd"/>
-      <w:r>
-        <w:rPr>
-          <w:i/>
-          <w:iCs/>
-        </w:rPr>
-        <w:t xml:space="preserve"> Customer Demographics and Target Market of CAR Group Company?</w:t>
+        <w:t>What is Customer Demographics and Target Market of CAR Group Company?</w:t>
       </w:r>
       <w:r>
         <w:t xml:space="preserve"> Porter’s Five Forces. </w:t>
@@ -3126,16 +2979,11 @@
         <w:t>Asad Ali</w:t>
       </w:r>
       <w:r>
-        <w:t xml:space="preserve">. </w:t>
-      </w:r>
-      <w:proofErr w:type="gramStart"/>
-      <w:r>
-        <w:t>https://asadali.dev/blog/designing-multi-tenant-saas-azure-aspnetcore-postgresql-sqlserver/#2-1-database-per-tenant</w:t>
+        <w:t>. https://asadali.dev/blog/designing-multi-tenant-saas-azure-aspnetcore-postgresql-sqlserver/#2-1-database-per-tenant</w:t>
       </w:r>
       <w:r>
         <w:t>, accessed on 15.04.2026</w:t>
       </w:r>
-      <w:proofErr w:type="gramEnd"/>
     </w:p>
     <w:p>
       <w:pPr>
@@ -3255,26 +3103,17 @@
           <w:i/>
           <w:iCs/>
         </w:rPr>
-        <w:t xml:space="preserve">Where and how can I host small </w:t>
-      </w:r>
-      <w:proofErr w:type="gramStart"/>
+        <w:t>Where and how can I host small ASP .</w:t>
+      </w:r>
+      <w:proofErr w:type="spellStart"/>
       <w:r>
         <w:rPr>
           <w:i/>
           <w:iCs/>
         </w:rPr>
-        <w:t>ASP .</w:t>
-      </w:r>
-      <w:proofErr w:type="spellStart"/>
-      <w:r>
-        <w:rPr>
-          <w:i/>
-          <w:iCs/>
-        </w:rPr>
         <w:t>NETCore</w:t>
       </w:r>
       <w:proofErr w:type="spellEnd"/>
-      <w:proofErr w:type="gramEnd"/>
       <w:r>
         <w:rPr>
           <w:i/>
@@ -6874,6 +6713,7 @@
   <w:style w:type="character" w:default="1" w:styleId="DefaultParagraphFont">
     <w:name w:val="Default Paragraph Font"/>
     <w:uiPriority w:val="1"/>
+    <w:semiHidden/>
     <w:unhideWhenUsed/>
   </w:style>
   <w:style w:type="table" w:default="1" w:styleId="TableNormal">
